--- a/Documentation/Week 2/Minutes_Group21_Wk2.docx
+++ b/Documentation/Week 2/Minutes_Group21_Wk2.docx
@@ -57,7 +57,17 @@
           <w:szCs w:val="48"/>
           <w:lang w:val="en-US"/>
         </w:rPr>
-        <w:t>inutes of Meeting X</w:t>
+        <w:t xml:space="preserve">inutes of Meeting </w:t>
+      </w:r>
+      <w:r>
+        <w:rPr>
+          <w:b/>
+          <w:bCs/>
+          <w:sz w:val="48"/>
+          <w:szCs w:val="48"/>
+          <w:lang w:val="en-US"/>
+        </w:rPr>
+        <w:t>2</w:t>
       </w:r>
     </w:p>
     <w:p>
@@ -79,7 +89,31 @@
           <w:szCs w:val="32"/>
           <w:lang w:val="en-US"/>
         </w:rPr>
-        <w:t>DD/MM/2026</w:t>
+        <w:t>29</w:t>
+      </w:r>
+      <w:r>
+        <w:rPr>
+          <w:sz w:val="32"/>
+          <w:szCs w:val="32"/>
+          <w:lang w:val="en-US"/>
+        </w:rPr>
+        <w:t>/</w:t>
+      </w:r>
+      <w:r>
+        <w:rPr>
+          <w:sz w:val="32"/>
+          <w:szCs w:val="32"/>
+          <w:lang w:val="en-US"/>
+        </w:rPr>
+        <w:t>07</w:t>
+      </w:r>
+      <w:r>
+        <w:rPr>
+          <w:sz w:val="32"/>
+          <w:szCs w:val="32"/>
+          <w:lang w:val="en-US"/>
+        </w:rPr>
+        <w:t>/2026</w:t>
       </w:r>
     </w:p>
     <w:p>
@@ -98,6 +132,34 @@
         </w:rPr>
         <w:t xml:space="preserve">Present: </w:t>
       </w:r>
+      <w:r>
+        <w:rPr>
+          <w:lang w:val="en-US"/>
+        </w:rPr>
+        <w:t>Christo, Dylan, Murphy (</w:t>
+      </w:r>
+      <w:proofErr w:type="spellStart"/>
+      <w:r>
+        <w:rPr>
+          <w:lang w:val="en-US"/>
+        </w:rPr>
+        <w:t>Mengfei</w:t>
+      </w:r>
+      <w:proofErr w:type="spellEnd"/>
+      <w:r>
+        <w:rPr>
+          <w:lang w:val="en-US"/>
+        </w:rPr>
+        <w:t xml:space="preserve">), </w:t>
+      </w:r>
+      <w:proofErr w:type="spellStart"/>
+      <w:r>
+        <w:rPr>
+          <w:lang w:val="en-US"/>
+        </w:rPr>
+        <w:t>Lithasa</w:t>
+      </w:r>
+      <w:proofErr w:type="spellEnd"/>
     </w:p>
     <w:p>
       <w:pPr>
@@ -160,6 +222,12 @@
           <w:lang w:val="en-US"/>
         </w:rPr>
         <w:t xml:space="preserve"> </w:t>
+      </w:r>
+      <w:r>
+        <w:rPr>
+          <w:lang w:val="en-US"/>
+        </w:rPr>
+        <w:t>1100</w:t>
       </w:r>
     </w:p>
     <w:p>
@@ -379,6 +447,14 @@
                 <w:lang w:val="en-US"/>
               </w:rPr>
             </w:pPr>
+            <w:r>
+              <w:rPr>
+                <w:sz w:val="20"/>
+                <w:szCs w:val="20"/>
+                <w:lang w:val="en-US"/>
+              </w:rPr>
+              <w:t>1</w:t>
+            </w:r>
           </w:p>
         </w:tc>
         <w:tc>
@@ -397,6 +473,14 @@
                 <w:lang w:val="en-US"/>
               </w:rPr>
             </w:pPr>
+            <w:r>
+              <w:rPr>
+                <w:sz w:val="20"/>
+                <w:szCs w:val="20"/>
+                <w:lang w:val="en-US"/>
+              </w:rPr>
+              <w:t>Introductions</w:t>
+            </w:r>
           </w:p>
         </w:tc>
         <w:tc>
@@ -415,6 +499,32 @@
                 <w:lang w:val="en-US"/>
               </w:rPr>
             </w:pPr>
+            <w:r>
+              <w:rPr>
+                <w:sz w:val="20"/>
+                <w:szCs w:val="20"/>
+                <w:lang w:val="en-US"/>
+              </w:rPr>
+              <w:t>Murphy (</w:t>
+            </w:r>
+            <w:proofErr w:type="spellStart"/>
+            <w:r>
+              <w:rPr>
+                <w:sz w:val="20"/>
+                <w:szCs w:val="20"/>
+                <w:lang w:val="en-US"/>
+              </w:rPr>
+              <w:t>Mengfei</w:t>
+            </w:r>
+            <w:proofErr w:type="spellEnd"/>
+            <w:r>
+              <w:rPr>
+                <w:sz w:val="20"/>
+                <w:szCs w:val="20"/>
+                <w:lang w:val="en-US"/>
+              </w:rPr>
+              <w:t>) introduced himself and so did group</w:t>
+            </w:r>
           </w:p>
         </w:tc>
         <w:tc>
@@ -453,6 +563,22 @@
                 <w:lang w:val="en-US"/>
               </w:rPr>
             </w:pPr>
+            <w:r>
+              <w:rPr>
+                <w:sz w:val="20"/>
+                <w:szCs w:val="20"/>
+                <w:lang w:val="en-US"/>
+              </w:rPr>
+              <w:t>11</w:t>
+            </w:r>
+            <w:r>
+              <w:rPr>
+                <w:sz w:val="20"/>
+                <w:szCs w:val="20"/>
+                <w:lang w:val="en-US"/>
+              </w:rPr>
+              <w:t>10</w:t>
+            </w:r>
           </w:p>
         </w:tc>
         <w:tc>
@@ -471,6 +597,14 @@
                 <w:lang w:val="en-US"/>
               </w:rPr>
             </w:pPr>
+            <w:r>
+              <w:rPr>
+                <w:sz w:val="20"/>
+                <w:szCs w:val="20"/>
+                <w:lang w:val="en-US"/>
+              </w:rPr>
+              <w:t>2</w:t>
+            </w:r>
           </w:p>
         </w:tc>
         <w:tc>
@@ -489,6 +623,14 @@
                 <w:lang w:val="en-US"/>
               </w:rPr>
             </w:pPr>
+            <w:r>
+              <w:rPr>
+                <w:sz w:val="20"/>
+                <w:szCs w:val="20"/>
+                <w:lang w:val="en-US"/>
+              </w:rPr>
+              <w:t>Assigning Roles</w:t>
+            </w:r>
           </w:p>
         </w:tc>
         <w:tc>
@@ -507,6 +649,22 @@
                 <w:lang w:val="en-US"/>
               </w:rPr>
             </w:pPr>
+            <w:r>
+              <w:rPr>
+                <w:sz w:val="20"/>
+                <w:szCs w:val="20"/>
+                <w:lang w:val="en-US"/>
+              </w:rPr>
+              <w:t>Recorded in document</w:t>
+            </w:r>
+            <w:r>
+              <w:rPr>
+                <w:sz w:val="20"/>
+                <w:szCs w:val="20"/>
+                <w:lang w:val="en-US"/>
+              </w:rPr>
+              <w:t xml:space="preserve"> (Role Schedule.docx)</w:t>
+            </w:r>
           </w:p>
         </w:tc>
         <w:tc>

--- a/Documentation/Week 2/Minutes_Group21_Wk2.docx
+++ b/Documentation/Week 2/Minutes_Group21_Wk2.docx
@@ -160,6 +160,20 @@
         <w:t>Lithasa</w:t>
       </w:r>
       <w:proofErr w:type="spellEnd"/>
+      <w:r>
+        <w:rPr>
+          <w:lang w:val="en-US"/>
+        </w:rPr>
+        <w:t xml:space="preserve">, Terry, </w:t>
+      </w:r>
+      <w:proofErr w:type="spellStart"/>
+      <w:r>
+        <w:rPr>
+          <w:lang w:val="en-US"/>
+        </w:rPr>
+        <w:t>Dhava</w:t>
+      </w:r>
+      <w:proofErr w:type="spellEnd"/>
     </w:p>
     <w:p>
       <w:pPr>
@@ -251,6 +265,12 @@
           <w:lang w:val="en-US"/>
         </w:rPr>
         <w:t xml:space="preserve"> </w:t>
+      </w:r>
+      <w:r>
+        <w:rPr>
+          <w:lang w:val="en-US"/>
+        </w:rPr>
+        <w:t>1200</w:t>
       </w:r>
     </w:p>
     <w:tbl>
@@ -665,6 +685,14 @@
               </w:rPr>
               <w:t xml:space="preserve"> (Role Schedule.docx)</w:t>
             </w:r>
+            <w:r>
+              <w:rPr>
+                <w:sz w:val="20"/>
+                <w:szCs w:val="20"/>
+                <w:lang w:val="en-US"/>
+              </w:rPr>
+              <w:t>. Roles to be possibly edited after meeting tomorrow (30th July)</w:t>
+            </w:r>
           </w:p>
         </w:tc>
         <w:tc>
@@ -703,6 +731,14 @@
                 <w:lang w:val="en-US"/>
               </w:rPr>
             </w:pPr>
+            <w:r>
+              <w:rPr>
+                <w:sz w:val="20"/>
+                <w:szCs w:val="20"/>
+                <w:lang w:val="en-US"/>
+              </w:rPr>
+              <w:t>1130</w:t>
+            </w:r>
           </w:p>
         </w:tc>
         <w:tc>
@@ -721,6 +757,14 @@
                 <w:lang w:val="en-US"/>
               </w:rPr>
             </w:pPr>
+            <w:r>
+              <w:rPr>
+                <w:sz w:val="20"/>
+                <w:szCs w:val="20"/>
+                <w:lang w:val="en-US"/>
+              </w:rPr>
+              <w:t>3</w:t>
+            </w:r>
           </w:p>
         </w:tc>
         <w:tc>
@@ -739,6 +783,930 @@
                 <w:lang w:val="en-US"/>
               </w:rPr>
             </w:pPr>
+            <w:r>
+              <w:rPr>
+                <w:sz w:val="20"/>
+                <w:szCs w:val="20"/>
+                <w:lang w:val="en-US"/>
+              </w:rPr>
+              <w:t>Weekly deliverables</w:t>
+            </w:r>
+          </w:p>
+        </w:tc>
+        <w:tc>
+          <w:tcPr>
+            <w:tcW w:w="3969" w:type="dxa"/>
+          </w:tcPr>
+          <w:p>
+            <w:pPr>
+              <w:tabs>
+                <w:tab w:val="center" w:pos="4513"/>
+                <w:tab w:val="left" w:pos="5844"/>
+              </w:tabs>
+              <w:rPr>
+                <w:sz w:val="20"/>
+                <w:szCs w:val="20"/>
+                <w:lang w:val="en-US"/>
+              </w:rPr>
+            </w:pPr>
+            <w:r>
+              <w:rPr>
+                <w:sz w:val="20"/>
+                <w:szCs w:val="20"/>
+                <w:lang w:val="en-US"/>
+              </w:rPr>
+              <w:t xml:space="preserve">Go through booking and timesheet </w:t>
+            </w:r>
+            <w:proofErr w:type="spellStart"/>
+            <w:r>
+              <w:rPr>
+                <w:sz w:val="20"/>
+                <w:szCs w:val="20"/>
+                <w:lang w:val="en-US"/>
+              </w:rPr>
+              <w:t>documetation</w:t>
+            </w:r>
+            <w:proofErr w:type="spellEnd"/>
+          </w:p>
+        </w:tc>
+        <w:tc>
+          <w:tcPr>
+            <w:tcW w:w="3686" w:type="dxa"/>
+          </w:tcPr>
+          <w:p>
+            <w:pPr>
+              <w:tabs>
+                <w:tab w:val="center" w:pos="4513"/>
+                <w:tab w:val="left" w:pos="5844"/>
+              </w:tabs>
+              <w:rPr>
+                <w:sz w:val="20"/>
+                <w:szCs w:val="20"/>
+                <w:lang w:val="en-US"/>
+              </w:rPr>
+            </w:pPr>
+          </w:p>
+        </w:tc>
+      </w:tr>
+      <w:tr>
+        <w:tc>
+          <w:tcPr>
+            <w:tcW w:w="822" w:type="dxa"/>
+          </w:tcPr>
+          <w:p>
+            <w:pPr>
+              <w:tabs>
+                <w:tab w:val="center" w:pos="4513"/>
+                <w:tab w:val="left" w:pos="5844"/>
+              </w:tabs>
+              <w:rPr>
+                <w:sz w:val="20"/>
+                <w:szCs w:val="20"/>
+                <w:lang w:val="en-US"/>
+              </w:rPr>
+            </w:pPr>
+            <w:r>
+              <w:rPr>
+                <w:sz w:val="20"/>
+                <w:szCs w:val="20"/>
+                <w:lang w:val="en-US"/>
+              </w:rPr>
+              <w:t>1145</w:t>
+            </w:r>
+          </w:p>
+        </w:tc>
+        <w:tc>
+          <w:tcPr>
+            <w:tcW w:w="987" w:type="dxa"/>
+          </w:tcPr>
+          <w:p>
+            <w:pPr>
+              <w:tabs>
+                <w:tab w:val="center" w:pos="4513"/>
+                <w:tab w:val="left" w:pos="5844"/>
+              </w:tabs>
+              <w:rPr>
+                <w:sz w:val="20"/>
+                <w:szCs w:val="20"/>
+                <w:lang w:val="en-US"/>
+              </w:rPr>
+            </w:pPr>
+            <w:r>
+              <w:rPr>
+                <w:sz w:val="20"/>
+                <w:szCs w:val="20"/>
+                <w:lang w:val="en-US"/>
+              </w:rPr>
+              <w:t>4</w:t>
+            </w:r>
+          </w:p>
+        </w:tc>
+        <w:tc>
+          <w:tcPr>
+            <w:tcW w:w="2160" w:type="dxa"/>
+          </w:tcPr>
+          <w:p>
+            <w:pPr>
+              <w:tabs>
+                <w:tab w:val="center" w:pos="4513"/>
+                <w:tab w:val="left" w:pos="5844"/>
+              </w:tabs>
+              <w:rPr>
+                <w:sz w:val="20"/>
+                <w:szCs w:val="20"/>
+                <w:lang w:val="en-US"/>
+              </w:rPr>
+            </w:pPr>
+            <w:r>
+              <w:rPr>
+                <w:sz w:val="20"/>
+                <w:szCs w:val="20"/>
+                <w:lang w:val="en-US"/>
+              </w:rPr>
+              <w:t>Questions for clients</w:t>
+            </w:r>
+          </w:p>
+        </w:tc>
+        <w:tc>
+          <w:tcPr>
+            <w:tcW w:w="3969" w:type="dxa"/>
+          </w:tcPr>
+          <w:p>
+            <w:pPr>
+              <w:pStyle w:val="ListParagraph"/>
+              <w:numPr>
+                <w:ilvl w:val="0"/>
+                <w:numId w:val="1"/>
+              </w:numPr>
+              <w:tabs>
+                <w:tab w:val="center" w:pos="4513"/>
+                <w:tab w:val="left" w:pos="5844"/>
+              </w:tabs>
+              <w:rPr>
+                <w:sz w:val="20"/>
+                <w:szCs w:val="20"/>
+                <w:lang w:val="en-US"/>
+              </w:rPr>
+            </w:pPr>
+            <w:r>
+              <w:rPr>
+                <w:sz w:val="20"/>
+                <w:szCs w:val="20"/>
+                <w:lang w:val="en-US"/>
+              </w:rPr>
+              <w:t>What coding language is preferred?</w:t>
+            </w:r>
+          </w:p>
+          <w:p>
+            <w:pPr>
+              <w:pStyle w:val="ListParagraph"/>
+              <w:numPr>
+                <w:ilvl w:val="0"/>
+                <w:numId w:val="1"/>
+              </w:numPr>
+              <w:tabs>
+                <w:tab w:val="center" w:pos="4513"/>
+                <w:tab w:val="left" w:pos="5844"/>
+              </w:tabs>
+              <w:rPr>
+                <w:sz w:val="20"/>
+                <w:szCs w:val="20"/>
+                <w:lang w:val="en-US"/>
+              </w:rPr>
+            </w:pPr>
+            <w:r>
+              <w:rPr>
+                <w:sz w:val="20"/>
+                <w:szCs w:val="20"/>
+                <w:lang w:val="en-US"/>
+              </w:rPr>
+              <w:t xml:space="preserve">What is the </w:t>
+            </w:r>
+            <w:proofErr w:type="gramStart"/>
+            <w:r>
+              <w:rPr>
+                <w:sz w:val="20"/>
+                <w:szCs w:val="20"/>
+                <w:lang w:val="en-US"/>
+              </w:rPr>
+              <w:t>final outcome</w:t>
+            </w:r>
+            <w:proofErr w:type="gramEnd"/>
+            <w:r>
+              <w:rPr>
+                <w:sz w:val="20"/>
+                <w:szCs w:val="20"/>
+                <w:lang w:val="en-US"/>
+              </w:rPr>
+              <w:t xml:space="preserve"> from this</w:t>
+            </w:r>
+          </w:p>
+          <w:p>
+            <w:pPr>
+              <w:pStyle w:val="ListParagraph"/>
+              <w:numPr>
+                <w:ilvl w:val="0"/>
+                <w:numId w:val="1"/>
+              </w:numPr>
+              <w:tabs>
+                <w:tab w:val="center" w:pos="4513"/>
+                <w:tab w:val="left" w:pos="5844"/>
+              </w:tabs>
+              <w:rPr>
+                <w:sz w:val="20"/>
+                <w:szCs w:val="20"/>
+                <w:lang w:val="en-US"/>
+              </w:rPr>
+            </w:pPr>
+            <w:r>
+              <w:rPr>
+                <w:sz w:val="20"/>
+                <w:szCs w:val="20"/>
+                <w:lang w:val="en-US"/>
+              </w:rPr>
+              <w:t>What do you imagine us doing / completing</w:t>
+            </w:r>
+          </w:p>
+          <w:p>
+            <w:pPr>
+              <w:pStyle w:val="ListParagraph"/>
+              <w:numPr>
+                <w:ilvl w:val="0"/>
+                <w:numId w:val="1"/>
+              </w:numPr>
+              <w:tabs>
+                <w:tab w:val="center" w:pos="4513"/>
+                <w:tab w:val="left" w:pos="5844"/>
+              </w:tabs>
+              <w:rPr>
+                <w:sz w:val="20"/>
+                <w:szCs w:val="20"/>
+                <w:lang w:val="en-US"/>
+              </w:rPr>
+            </w:pPr>
+            <w:r>
+              <w:rPr>
+                <w:sz w:val="20"/>
+                <w:szCs w:val="20"/>
+                <w:lang w:val="en-US"/>
+              </w:rPr>
+              <w:t>What milestones would you like us to complete</w:t>
+            </w:r>
+          </w:p>
+          <w:p>
+            <w:pPr>
+              <w:pStyle w:val="ListParagraph"/>
+              <w:numPr>
+                <w:ilvl w:val="0"/>
+                <w:numId w:val="1"/>
+              </w:numPr>
+              <w:tabs>
+                <w:tab w:val="center" w:pos="4513"/>
+                <w:tab w:val="left" w:pos="5844"/>
+              </w:tabs>
+              <w:rPr>
+                <w:sz w:val="20"/>
+                <w:szCs w:val="20"/>
+                <w:lang w:val="en-US"/>
+              </w:rPr>
+            </w:pPr>
+            <w:r>
+              <w:rPr>
+                <w:sz w:val="20"/>
+                <w:szCs w:val="20"/>
+                <w:lang w:val="en-US"/>
+              </w:rPr>
+              <w:t>What metrics are you looking for to judge the work</w:t>
+            </w:r>
+          </w:p>
+          <w:p>
+            <w:pPr>
+              <w:pStyle w:val="ListParagraph"/>
+              <w:numPr>
+                <w:ilvl w:val="0"/>
+                <w:numId w:val="1"/>
+              </w:numPr>
+              <w:tabs>
+                <w:tab w:val="center" w:pos="4513"/>
+                <w:tab w:val="left" w:pos="5844"/>
+              </w:tabs>
+              <w:rPr>
+                <w:sz w:val="20"/>
+                <w:szCs w:val="20"/>
+                <w:lang w:val="en-US"/>
+              </w:rPr>
+            </w:pPr>
+            <w:r>
+              <w:rPr>
+                <w:sz w:val="20"/>
+                <w:szCs w:val="20"/>
+                <w:lang w:val="en-US"/>
+              </w:rPr>
+              <w:t>Can you talk</w:t>
+            </w:r>
+            <w:r>
+              <w:rPr>
+                <w:sz w:val="20"/>
+                <w:szCs w:val="20"/>
+                <w:lang w:val="en-US"/>
+              </w:rPr>
+              <w:t xml:space="preserve"> us through what is </w:t>
+            </w:r>
+            <w:proofErr w:type="gramStart"/>
+            <w:r>
+              <w:rPr>
+                <w:sz w:val="20"/>
+                <w:szCs w:val="20"/>
+                <w:lang w:val="en-US"/>
+              </w:rPr>
+              <w:t>actually happening</w:t>
+            </w:r>
+            <w:proofErr w:type="gramEnd"/>
+          </w:p>
+          <w:p>
+            <w:pPr>
+              <w:pStyle w:val="ListParagraph"/>
+              <w:numPr>
+                <w:ilvl w:val="0"/>
+                <w:numId w:val="1"/>
+              </w:numPr>
+              <w:tabs>
+                <w:tab w:val="center" w:pos="4513"/>
+                <w:tab w:val="left" w:pos="5844"/>
+              </w:tabs>
+              <w:rPr>
+                <w:sz w:val="20"/>
+                <w:szCs w:val="20"/>
+                <w:lang w:val="en-US"/>
+              </w:rPr>
+            </w:pPr>
+            <w:r>
+              <w:rPr>
+                <w:sz w:val="20"/>
+                <w:szCs w:val="20"/>
+                <w:lang w:val="en-US"/>
+              </w:rPr>
+              <w:t>What are we creating?</w:t>
+            </w:r>
+          </w:p>
+          <w:p>
+            <w:pPr>
+              <w:pStyle w:val="ListParagraph"/>
+              <w:numPr>
+                <w:ilvl w:val="0"/>
+                <w:numId w:val="1"/>
+              </w:numPr>
+              <w:tabs>
+                <w:tab w:val="center" w:pos="4513"/>
+                <w:tab w:val="left" w:pos="5844"/>
+              </w:tabs>
+              <w:rPr>
+                <w:sz w:val="20"/>
+                <w:szCs w:val="20"/>
+                <w:lang w:val="en-US"/>
+              </w:rPr>
+            </w:pPr>
+            <w:r>
+              <w:rPr>
+                <w:sz w:val="20"/>
+                <w:szCs w:val="20"/>
+                <w:lang w:val="en-US"/>
+              </w:rPr>
+              <w:t>What features would it include?</w:t>
+            </w:r>
+          </w:p>
+          <w:p>
+            <w:pPr>
+              <w:pStyle w:val="ListParagraph"/>
+              <w:numPr>
+                <w:ilvl w:val="0"/>
+                <w:numId w:val="1"/>
+              </w:numPr>
+              <w:tabs>
+                <w:tab w:val="center" w:pos="4513"/>
+                <w:tab w:val="left" w:pos="5844"/>
+              </w:tabs>
+              <w:rPr>
+                <w:sz w:val="20"/>
+                <w:szCs w:val="20"/>
+                <w:lang w:val="en-US"/>
+              </w:rPr>
+            </w:pPr>
+            <w:r>
+              <w:rPr>
+                <w:sz w:val="20"/>
+                <w:szCs w:val="20"/>
+                <w:lang w:val="en-US"/>
+              </w:rPr>
+              <w:t>Who would be the ‘</w:t>
+            </w:r>
+            <w:r>
+              <w:rPr>
+                <w:sz w:val="20"/>
+                <w:szCs w:val="20"/>
+                <w:lang w:val="en-US"/>
+              </w:rPr>
+              <w:t>clientele</w:t>
+            </w:r>
+            <w:r>
+              <w:rPr>
+                <w:sz w:val="20"/>
+                <w:szCs w:val="20"/>
+                <w:lang w:val="en-US"/>
+              </w:rPr>
+              <w:t>’</w:t>
+            </w:r>
+            <w:r>
+              <w:rPr>
+                <w:sz w:val="20"/>
+                <w:szCs w:val="20"/>
+                <w:lang w:val="en-US"/>
+              </w:rPr>
+              <w:t xml:space="preserve"> (staff or customers?)</w:t>
+            </w:r>
+          </w:p>
+          <w:p>
+            <w:pPr>
+              <w:pStyle w:val="ListParagraph"/>
+              <w:numPr>
+                <w:ilvl w:val="0"/>
+                <w:numId w:val="1"/>
+              </w:numPr>
+              <w:tabs>
+                <w:tab w:val="center" w:pos="4513"/>
+                <w:tab w:val="left" w:pos="5844"/>
+              </w:tabs>
+              <w:rPr>
+                <w:sz w:val="20"/>
+                <w:szCs w:val="20"/>
+                <w:lang w:val="en-US"/>
+              </w:rPr>
+            </w:pPr>
+            <w:r>
+              <w:rPr>
+                <w:sz w:val="20"/>
+                <w:szCs w:val="20"/>
+                <w:lang w:val="en-US"/>
+              </w:rPr>
+              <w:t>Who is using the app?</w:t>
+            </w:r>
+          </w:p>
+          <w:p>
+            <w:pPr>
+              <w:pStyle w:val="ListParagraph"/>
+              <w:numPr>
+                <w:ilvl w:val="0"/>
+                <w:numId w:val="1"/>
+              </w:numPr>
+              <w:tabs>
+                <w:tab w:val="center" w:pos="4513"/>
+                <w:tab w:val="left" w:pos="5844"/>
+              </w:tabs>
+              <w:rPr>
+                <w:sz w:val="20"/>
+                <w:szCs w:val="20"/>
+                <w:lang w:val="en-US"/>
+              </w:rPr>
+            </w:pPr>
+            <w:r>
+              <w:rPr>
+                <w:sz w:val="20"/>
+                <w:szCs w:val="20"/>
+                <w:lang w:val="en-US"/>
+              </w:rPr>
+              <w:t>Clarification regarding Ubuntu development</w:t>
+            </w:r>
+          </w:p>
+        </w:tc>
+        <w:tc>
+          <w:tcPr>
+            <w:tcW w:w="3686" w:type="dxa"/>
+          </w:tcPr>
+          <w:p>
+            <w:pPr>
+              <w:tabs>
+                <w:tab w:val="center" w:pos="4513"/>
+                <w:tab w:val="left" w:pos="5844"/>
+              </w:tabs>
+              <w:rPr>
+                <w:sz w:val="20"/>
+                <w:szCs w:val="20"/>
+                <w:lang w:val="en-US"/>
+              </w:rPr>
+            </w:pPr>
+            <w:proofErr w:type="spellStart"/>
+            <w:r>
+              <w:rPr>
+                <w:sz w:val="20"/>
+                <w:szCs w:val="20"/>
+                <w:lang w:val="en-US"/>
+              </w:rPr>
+              <w:t>Lithasa</w:t>
+            </w:r>
+            <w:proofErr w:type="spellEnd"/>
+            <w:r>
+              <w:rPr>
+                <w:sz w:val="20"/>
+                <w:szCs w:val="20"/>
+                <w:lang w:val="en-US"/>
+              </w:rPr>
+              <w:t xml:space="preserve">, Christo, </w:t>
+            </w:r>
+            <w:proofErr w:type="spellStart"/>
+            <w:r>
+              <w:rPr>
+                <w:sz w:val="20"/>
+                <w:szCs w:val="20"/>
+                <w:lang w:val="en-US"/>
+              </w:rPr>
+              <w:t>Dhava</w:t>
+            </w:r>
+            <w:proofErr w:type="spellEnd"/>
+          </w:p>
+        </w:tc>
+      </w:tr>
+      <w:tr>
+        <w:tc>
+          <w:tcPr>
+            <w:tcW w:w="822" w:type="dxa"/>
+          </w:tcPr>
+          <w:p>
+            <w:pPr>
+              <w:tabs>
+                <w:tab w:val="center" w:pos="4513"/>
+                <w:tab w:val="left" w:pos="5844"/>
+              </w:tabs>
+              <w:rPr>
+                <w:sz w:val="20"/>
+                <w:szCs w:val="20"/>
+                <w:lang w:val="en-US"/>
+              </w:rPr>
+            </w:pPr>
+            <w:r>
+              <w:rPr>
+                <w:sz w:val="20"/>
+                <w:szCs w:val="20"/>
+                <w:lang w:val="en-US"/>
+              </w:rPr>
+              <w:t>1150</w:t>
+            </w:r>
+          </w:p>
+        </w:tc>
+        <w:tc>
+          <w:tcPr>
+            <w:tcW w:w="987" w:type="dxa"/>
+          </w:tcPr>
+          <w:p>
+            <w:pPr>
+              <w:tabs>
+                <w:tab w:val="center" w:pos="4513"/>
+                <w:tab w:val="left" w:pos="5844"/>
+              </w:tabs>
+              <w:rPr>
+                <w:sz w:val="20"/>
+                <w:szCs w:val="20"/>
+                <w:lang w:val="en-US"/>
+              </w:rPr>
+            </w:pPr>
+            <w:r>
+              <w:rPr>
+                <w:sz w:val="20"/>
+                <w:szCs w:val="20"/>
+                <w:lang w:val="en-US"/>
+              </w:rPr>
+              <w:t>5</w:t>
+            </w:r>
+          </w:p>
+        </w:tc>
+        <w:tc>
+          <w:tcPr>
+            <w:tcW w:w="2160" w:type="dxa"/>
+          </w:tcPr>
+          <w:p>
+            <w:pPr>
+              <w:tabs>
+                <w:tab w:val="center" w:pos="4513"/>
+                <w:tab w:val="left" w:pos="5844"/>
+              </w:tabs>
+              <w:rPr>
+                <w:sz w:val="20"/>
+                <w:szCs w:val="20"/>
+                <w:lang w:val="en-US"/>
+              </w:rPr>
+            </w:pPr>
+            <w:r>
+              <w:rPr>
+                <w:sz w:val="20"/>
+                <w:szCs w:val="20"/>
+                <w:lang w:val="en-US"/>
+              </w:rPr>
+              <w:t>Project Milestones</w:t>
+            </w:r>
+          </w:p>
+        </w:tc>
+        <w:tc>
+          <w:tcPr>
+            <w:tcW w:w="3969" w:type="dxa"/>
+          </w:tcPr>
+          <w:p>
+            <w:pPr>
+              <w:tabs>
+                <w:tab w:val="center" w:pos="4513"/>
+                <w:tab w:val="left" w:pos="5844"/>
+              </w:tabs>
+              <w:rPr>
+                <w:sz w:val="20"/>
+                <w:szCs w:val="20"/>
+                <w:lang w:val="en-US"/>
+              </w:rPr>
+            </w:pPr>
+            <w:r>
+              <w:rPr>
+                <w:sz w:val="20"/>
+                <w:szCs w:val="20"/>
+                <w:lang w:val="en-US"/>
+              </w:rPr>
+              <w:t>Milestones to be added after meeting to ensure they are clear</w:t>
+            </w:r>
+          </w:p>
+        </w:tc>
+        <w:tc>
+          <w:tcPr>
+            <w:tcW w:w="3686" w:type="dxa"/>
+          </w:tcPr>
+          <w:p>
+            <w:pPr>
+              <w:tabs>
+                <w:tab w:val="center" w:pos="4513"/>
+                <w:tab w:val="left" w:pos="5844"/>
+              </w:tabs>
+              <w:rPr>
+                <w:sz w:val="20"/>
+                <w:szCs w:val="20"/>
+                <w:lang w:val="en-US"/>
+              </w:rPr>
+            </w:pPr>
+          </w:p>
+        </w:tc>
+      </w:tr>
+      <w:tr>
+        <w:tc>
+          <w:tcPr>
+            <w:tcW w:w="822" w:type="dxa"/>
+          </w:tcPr>
+          <w:p>
+            <w:pPr>
+              <w:tabs>
+                <w:tab w:val="center" w:pos="4513"/>
+                <w:tab w:val="left" w:pos="5844"/>
+              </w:tabs>
+              <w:rPr>
+                <w:sz w:val="20"/>
+                <w:szCs w:val="20"/>
+                <w:lang w:val="en-US"/>
+              </w:rPr>
+            </w:pPr>
+            <w:r>
+              <w:rPr>
+                <w:sz w:val="20"/>
+                <w:szCs w:val="20"/>
+                <w:lang w:val="en-US"/>
+              </w:rPr>
+              <w:t>1155</w:t>
+            </w:r>
+          </w:p>
+        </w:tc>
+        <w:tc>
+          <w:tcPr>
+            <w:tcW w:w="987" w:type="dxa"/>
+          </w:tcPr>
+          <w:p>
+            <w:pPr>
+              <w:tabs>
+                <w:tab w:val="center" w:pos="4513"/>
+                <w:tab w:val="left" w:pos="5844"/>
+              </w:tabs>
+              <w:rPr>
+                <w:sz w:val="20"/>
+                <w:szCs w:val="20"/>
+                <w:lang w:val="en-US"/>
+              </w:rPr>
+            </w:pPr>
+            <w:r>
+              <w:rPr>
+                <w:sz w:val="20"/>
+                <w:szCs w:val="20"/>
+                <w:lang w:val="en-US"/>
+              </w:rPr>
+              <w:t>6</w:t>
+            </w:r>
+          </w:p>
+        </w:tc>
+        <w:tc>
+          <w:tcPr>
+            <w:tcW w:w="2160" w:type="dxa"/>
+          </w:tcPr>
+          <w:p>
+            <w:pPr>
+              <w:tabs>
+                <w:tab w:val="center" w:pos="4513"/>
+                <w:tab w:val="left" w:pos="5844"/>
+              </w:tabs>
+              <w:rPr>
+                <w:sz w:val="20"/>
+                <w:szCs w:val="20"/>
+                <w:lang w:val="en-US"/>
+              </w:rPr>
+            </w:pPr>
+            <w:r>
+              <w:rPr>
+                <w:sz w:val="20"/>
+                <w:szCs w:val="20"/>
+                <w:lang w:val="en-US"/>
+              </w:rPr>
+              <w:t>To Do</w:t>
+            </w:r>
+          </w:p>
+        </w:tc>
+        <w:tc>
+          <w:tcPr>
+            <w:tcW w:w="3969" w:type="dxa"/>
+          </w:tcPr>
+          <w:p>
+            <w:pPr>
+              <w:tabs>
+                <w:tab w:val="center" w:pos="4513"/>
+                <w:tab w:val="left" w:pos="5844"/>
+              </w:tabs>
+              <w:rPr>
+                <w:sz w:val="20"/>
+                <w:szCs w:val="20"/>
+                <w:lang w:val="en-US"/>
+              </w:rPr>
+            </w:pPr>
+            <w:r>
+              <w:rPr>
+                <w:sz w:val="20"/>
+                <w:szCs w:val="20"/>
+                <w:lang w:val="en-US"/>
+              </w:rPr>
+              <w:t xml:space="preserve">Run through </w:t>
+            </w:r>
+            <w:proofErr w:type="gramStart"/>
+            <w:r>
+              <w:rPr>
+                <w:sz w:val="20"/>
+                <w:szCs w:val="20"/>
+                <w:lang w:val="en-US"/>
+              </w:rPr>
+              <w:t>To</w:t>
+            </w:r>
+            <w:proofErr w:type="gramEnd"/>
+            <w:r>
+              <w:rPr>
+                <w:sz w:val="20"/>
+                <w:szCs w:val="20"/>
+                <w:lang w:val="en-US"/>
+              </w:rPr>
+              <w:t xml:space="preserve"> dos on agenda.</w:t>
+            </w:r>
+          </w:p>
+        </w:tc>
+        <w:tc>
+          <w:tcPr>
+            <w:tcW w:w="3686" w:type="dxa"/>
+          </w:tcPr>
+          <w:p>
+            <w:pPr>
+              <w:tabs>
+                <w:tab w:val="center" w:pos="4513"/>
+                <w:tab w:val="left" w:pos="5844"/>
+              </w:tabs>
+              <w:rPr>
+                <w:sz w:val="20"/>
+                <w:szCs w:val="20"/>
+                <w:lang w:val="en-US"/>
+              </w:rPr>
+            </w:pPr>
+            <w:r>
+              <w:rPr>
+                <w:sz w:val="20"/>
+                <w:szCs w:val="20"/>
+                <w:lang w:val="en-US"/>
+              </w:rPr>
+              <w:t>Can be found on Meeting Agenda for week.</w:t>
+            </w:r>
+          </w:p>
+          <w:p>
+            <w:pPr>
+              <w:tabs>
+                <w:tab w:val="center" w:pos="4513"/>
+                <w:tab w:val="left" w:pos="5844"/>
+              </w:tabs>
+              <w:rPr>
+                <w:sz w:val="20"/>
+                <w:szCs w:val="20"/>
+                <w:lang w:val="en-US"/>
+              </w:rPr>
+            </w:pPr>
+            <w:r>
+              <w:rPr>
+                <w:sz w:val="20"/>
+                <w:szCs w:val="20"/>
+                <w:lang w:val="en-US"/>
+              </w:rPr>
+              <w:t xml:space="preserve">By </w:t>
+            </w:r>
+            <w:r>
+              <w:rPr>
+                <w:b/>
+                <w:bCs/>
+                <w:sz w:val="20"/>
+                <w:szCs w:val="20"/>
+                <w:lang w:val="en-US"/>
+              </w:rPr>
+              <w:t>EVERYONE</w:t>
+            </w:r>
+          </w:p>
+        </w:tc>
+      </w:tr>
+      <w:tr>
+        <w:tc>
+          <w:tcPr>
+            <w:tcW w:w="822" w:type="dxa"/>
+          </w:tcPr>
+          <w:p>
+            <w:pPr>
+              <w:tabs>
+                <w:tab w:val="center" w:pos="4513"/>
+                <w:tab w:val="left" w:pos="5844"/>
+              </w:tabs>
+              <w:rPr>
+                <w:sz w:val="20"/>
+                <w:szCs w:val="20"/>
+                <w:lang w:val="en-US"/>
+              </w:rPr>
+            </w:pPr>
+            <w:r>
+              <w:rPr>
+                <w:sz w:val="20"/>
+                <w:szCs w:val="20"/>
+                <w:lang w:val="en-US"/>
+              </w:rPr>
+              <w:t>1200</w:t>
+            </w:r>
+          </w:p>
+        </w:tc>
+        <w:tc>
+          <w:tcPr>
+            <w:tcW w:w="987" w:type="dxa"/>
+          </w:tcPr>
+          <w:p>
+            <w:pPr>
+              <w:tabs>
+                <w:tab w:val="center" w:pos="4513"/>
+                <w:tab w:val="left" w:pos="5844"/>
+              </w:tabs>
+              <w:rPr>
+                <w:sz w:val="20"/>
+                <w:szCs w:val="20"/>
+                <w:lang w:val="en-US"/>
+              </w:rPr>
+            </w:pPr>
+            <w:r>
+              <w:rPr>
+                <w:sz w:val="20"/>
+                <w:szCs w:val="20"/>
+                <w:lang w:val="en-US"/>
+              </w:rPr>
+              <w:t>7</w:t>
+            </w:r>
+          </w:p>
+        </w:tc>
+        <w:tc>
+          <w:tcPr>
+            <w:tcW w:w="2160" w:type="dxa"/>
+          </w:tcPr>
+          <w:p>
+            <w:pPr>
+              <w:tabs>
+                <w:tab w:val="center" w:pos="4513"/>
+                <w:tab w:val="left" w:pos="5844"/>
+              </w:tabs>
+              <w:rPr>
+                <w:sz w:val="20"/>
+                <w:szCs w:val="20"/>
+                <w:lang w:val="en-US"/>
+              </w:rPr>
+            </w:pPr>
+            <w:r>
+              <w:rPr>
+                <w:sz w:val="20"/>
+                <w:szCs w:val="20"/>
+                <w:lang w:val="en-US"/>
+              </w:rPr>
+              <w:t>Meeting End</w:t>
+            </w:r>
           </w:p>
         </w:tc>
         <w:tc>
@@ -800,6 +1768,126 @@
     </w:sectPr>
   </w:body>
 </w:document>
+</file>
+
+<file path=word/numbering.xml><?xml version="1.0" encoding="utf-8"?>
+<w:numbering xmlns:wpc="http://schemas.microsoft.com/office/word/2010/wordprocessingCanvas" xmlns:cx="http://schemas.microsoft.com/office/drawing/2014/chartex" xmlns:cx1="http://schemas.microsoft.com/office/drawing/2015/9/8/chartex" xmlns:cx2="http://schemas.microsoft.com/office/drawing/2015/10/21/chartex" xmlns:cx3="http://schemas.microsoft.com/office/drawing/2016/5/9/chartex" xmlns:cx4="http://schemas.microsoft.com/office/drawing/2016/5/10/chartex" xmlns:cx5="http://schemas.microsoft.com/office/drawing/2016/5/11/chartex" xmlns:cx6="http://schemas.microsoft.com/office/drawing/2016/5/12/chartex" xmlns:cx7="http://schemas.microsoft.com/office/drawing/2016/5/13/chartex" xmlns:cx8="http://schemas.microsoft.com/office/drawing/2016/5/14/chartex" xmlns:mc="http://schemas.openxmlformats.org/markup-compatibility/2006" xmlns:aink="http://schemas.microsoft.com/office/drawing/2016/ink" xmlns:am3d="http://schemas.microsoft.com/office/drawing/2017/model3d" xmlns:o="urn:schemas-microsoft-com:office:office" xmlns:oel="http://schemas.microsoft.com/office/2019/extlst" xmlns:r="http://schemas.openxmlformats.org/officeDocument/2006/relationships" xmlns:m="http://schemas.openxmlformats.org/officeDocument/2006/math" xmlns:v="urn:schemas-microsoft-com:vml" xmlns:wp14="http://schemas.microsoft.com/office/word/2010/wordprocessingDrawing" xmlns:wp="http://schemas.openxmlformats.org/drawingml/2006/wordprocessingDrawing" xmlns:w10="urn:schemas-microsoft-com:office:word" xmlns:w="http://schemas.openxmlformats.org/wordprocessingml/2006/main" xmlns:w14="http://schemas.microsoft.com/office/word/2010/wordml" xmlns:w15="http://schemas.microsoft.com/office/word/2012/wordml" xmlns:w16cei="http://schemas.microsoft.com/office/word/2026/wordml/cei" xmlns:w16cex="http://schemas.microsoft.com/office/word/2018/wordml/cex" xmlns:w16cid="http://schemas.microsoft.com/office/word/2016/wordml/cid" xmlns:w16="http://schemas.microsoft.com/office/word/2018/wordml" xmlns:w16du="http://schemas.microsoft.com/office/word/2023/wordml/word16du" xmlns:w16sdtdh="http://schemas.microsoft.com/office/word/2020/wordml/sdtdatahash" xmlns:w16sdtfl="http://schemas.microsoft.com/office/word/2024/wordml/sdtformatlock" xmlns:w16se="http://schemas.microsoft.com/office/word/2015/wordml/symex" xmlns:wpg="http://schemas.microsoft.com/office/word/2010/wordprocessingGroup" xmlns:wpi="http://schemas.microsoft.com/office/word/2010/wordprocessingInk" xmlns:wne="http://schemas.microsoft.com/office/word/2006/wordml" xmlns:wps="http://schemas.microsoft.com/office/word/2010/wordprocessingShape" mc:Ignorable="w14 w15 w16se w16cid w16 w16cex w16sdtdh w16sdtfl w16du wp14">
+  <w:abstractNum w:abstractNumId="0" w15:restartNumberingAfterBreak="0">
+    <w:nsid w:val="0AF872F6"/>
+    <w:multiLevelType w:val="hybridMultilevel"/>
+    <w:tmpl w:val="A57E5ED0"/>
+    <w:lvl w:ilvl="0" w:tplc="EF1CAEFC">
+      <w:numFmt w:val="bullet"/>
+      <w:lvlText w:val="-"/>
+      <w:lvlJc w:val="left"/>
+      <w:pPr>
+        <w:ind w:left="720" w:hanging="360"/>
+      </w:pPr>
+      <w:rPr>
+        <w:rFonts w:ascii="Aptos" w:eastAsiaTheme="minorHAnsi" w:hAnsi="Aptos" w:cstheme="minorBidi" w:hint="default"/>
+      </w:rPr>
+    </w:lvl>
+    <w:lvl w:ilvl="1" w:tplc="0C090003" w:tentative="1">
+      <w:start w:val="1"/>
+      <w:numFmt w:val="bullet"/>
+      <w:lvlText w:val="o"/>
+      <w:lvlJc w:val="left"/>
+      <w:pPr>
+        <w:ind w:left="1440" w:hanging="360"/>
+      </w:pPr>
+      <w:rPr>
+        <w:rFonts w:ascii="Courier New" w:hAnsi="Courier New" w:cs="Courier New" w:hint="default"/>
+      </w:rPr>
+    </w:lvl>
+    <w:lvl w:ilvl="2" w:tplc="0C090005" w:tentative="1">
+      <w:start w:val="1"/>
+      <w:numFmt w:val="bullet"/>
+      <w:lvlText w:val=""/>
+      <w:lvlJc w:val="left"/>
+      <w:pPr>
+        <w:ind w:left="2160" w:hanging="360"/>
+      </w:pPr>
+      <w:rPr>
+        <w:rFonts w:ascii="Wingdings" w:hAnsi="Wingdings" w:hint="default"/>
+      </w:rPr>
+    </w:lvl>
+    <w:lvl w:ilvl="3" w:tplc="0C090001" w:tentative="1">
+      <w:start w:val="1"/>
+      <w:numFmt w:val="bullet"/>
+      <w:lvlText w:val=""/>
+      <w:lvlJc w:val="left"/>
+      <w:pPr>
+        <w:ind w:left="2880" w:hanging="360"/>
+      </w:pPr>
+      <w:rPr>
+        <w:rFonts w:ascii="Symbol" w:hAnsi="Symbol" w:hint="default"/>
+      </w:rPr>
+    </w:lvl>
+    <w:lvl w:ilvl="4" w:tplc="0C090003" w:tentative="1">
+      <w:start w:val="1"/>
+      <w:numFmt w:val="bullet"/>
+      <w:lvlText w:val="o"/>
+      <w:lvlJc w:val="left"/>
+      <w:pPr>
+        <w:ind w:left="3600" w:hanging="360"/>
+      </w:pPr>
+      <w:rPr>
+        <w:rFonts w:ascii="Courier New" w:hAnsi="Courier New" w:cs="Courier New" w:hint="default"/>
+      </w:rPr>
+    </w:lvl>
+    <w:lvl w:ilvl="5" w:tplc="0C090005" w:tentative="1">
+      <w:start w:val="1"/>
+      <w:numFmt w:val="bullet"/>
+      <w:lvlText w:val=""/>
+      <w:lvlJc w:val="left"/>
+      <w:pPr>
+        <w:ind w:left="4320" w:hanging="360"/>
+      </w:pPr>
+      <w:rPr>
+        <w:rFonts w:ascii="Wingdings" w:hAnsi="Wingdings" w:hint="default"/>
+      </w:rPr>
+    </w:lvl>
+    <w:lvl w:ilvl="6" w:tplc="0C090001" w:tentative="1">
+      <w:start w:val="1"/>
+      <w:numFmt w:val="bullet"/>
+      <w:lvlText w:val=""/>
+      <w:lvlJc w:val="left"/>
+      <w:pPr>
+        <w:ind w:left="5040" w:hanging="360"/>
+      </w:pPr>
+      <w:rPr>
+        <w:rFonts w:ascii="Symbol" w:hAnsi="Symbol" w:hint="default"/>
+      </w:rPr>
+    </w:lvl>
+    <w:lvl w:ilvl="7" w:tplc="0C090003" w:tentative="1">
+      <w:start w:val="1"/>
+      <w:numFmt w:val="bullet"/>
+      <w:lvlText w:val="o"/>
+      <w:lvlJc w:val="left"/>
+      <w:pPr>
+        <w:ind w:left="5760" w:hanging="360"/>
+      </w:pPr>
+      <w:rPr>
+        <w:rFonts w:ascii="Courier New" w:hAnsi="Courier New" w:cs="Courier New" w:hint="default"/>
+      </w:rPr>
+    </w:lvl>
+    <w:lvl w:ilvl="8" w:tplc="0C090005" w:tentative="1">
+      <w:start w:val="1"/>
+      <w:numFmt w:val="bullet"/>
+      <w:lvlText w:val=""/>
+      <w:lvlJc w:val="left"/>
+      <w:pPr>
+        <w:ind w:left="6480" w:hanging="360"/>
+      </w:pPr>
+      <w:rPr>
+        <w:rFonts w:ascii="Wingdings" w:hAnsi="Wingdings" w:hint="default"/>
+      </w:rPr>
+    </w:lvl>
+  </w:abstractNum>
+  <w:num w:numId="1" w16cid:durableId="1836533443">
+    <w:abstractNumId w:val="0"/>
+  </w:num>
+</w:numbering>
 </file>
 
 <file path=word/styles.xml><?xml version="1.0" encoding="utf-8"?>

--- a/Documentation/Week 2/Minutes_Group21_Wk2.docx
+++ b/Documentation/Week 2/Minutes_Group21_Wk2.docx
@@ -136,44 +136,14 @@
         <w:rPr>
           <w:lang w:val="en-US"/>
         </w:rPr>
-        <w:t>Christo, Dylan, Murphy (</w:t>
+        <w:t>Christo, Dylan, Murphy (Mengfei), Lithasa</w:t>
       </w:r>
-      <w:proofErr w:type="spellStart"/>
       <w:r>
         <w:rPr>
           <w:lang w:val="en-US"/>
         </w:rPr>
-        <w:t>Mengfei</w:t>
+        <w:t>, Terry, Dhava</w:t>
       </w:r>
-      <w:proofErr w:type="spellEnd"/>
-      <w:r>
-        <w:rPr>
-          <w:lang w:val="en-US"/>
-        </w:rPr>
-        <w:t xml:space="preserve">), </w:t>
-      </w:r>
-      <w:proofErr w:type="spellStart"/>
-      <w:r>
-        <w:rPr>
-          <w:lang w:val="en-US"/>
-        </w:rPr>
-        <w:t>Lithasa</w:t>
-      </w:r>
-      <w:proofErr w:type="spellEnd"/>
-      <w:r>
-        <w:rPr>
-          <w:lang w:val="en-US"/>
-        </w:rPr>
-        <w:t xml:space="preserve">, Terry, </w:t>
-      </w:r>
-      <w:proofErr w:type="spellStart"/>
-      <w:r>
-        <w:rPr>
-          <w:lang w:val="en-US"/>
-        </w:rPr>
-        <w:t>Dhava</w:t>
-      </w:r>
-      <w:proofErr w:type="spellEnd"/>
     </w:p>
     <w:p>
       <w:pPr>
@@ -525,25 +495,7 @@
                 <w:szCs w:val="20"/>
                 <w:lang w:val="en-US"/>
               </w:rPr>
-              <w:t>Murphy (</w:t>
-            </w:r>
-            <w:proofErr w:type="spellStart"/>
-            <w:r>
-              <w:rPr>
-                <w:sz w:val="20"/>
-                <w:szCs w:val="20"/>
-                <w:lang w:val="en-US"/>
-              </w:rPr>
-              <w:t>Mengfei</w:t>
-            </w:r>
-            <w:proofErr w:type="spellEnd"/>
-            <w:r>
-              <w:rPr>
-                <w:sz w:val="20"/>
-                <w:szCs w:val="20"/>
-                <w:lang w:val="en-US"/>
-              </w:rPr>
-              <w:t>) introduced himself and so did group</w:t>
+              <w:t>Murphy (Mengfei) introduced himself and so did group</w:t>
             </w:r>
           </w:p>
         </w:tc>
@@ -815,18 +767,8 @@
                 <w:szCs w:val="20"/>
                 <w:lang w:val="en-US"/>
               </w:rPr>
-              <w:t xml:space="preserve">Go through booking and timesheet </w:t>
-            </w:r>
-            <w:proofErr w:type="spellStart"/>
-            <w:r>
-              <w:rPr>
-                <w:sz w:val="20"/>
-                <w:szCs w:val="20"/>
-                <w:lang w:val="en-US"/>
-              </w:rPr>
-              <w:t>documetation</w:t>
-            </w:r>
-            <w:proofErr w:type="spellEnd"/>
+              <w:t>Go through booking and timesheet documetation</w:t>
+            </w:r>
           </w:p>
         </w:tc>
         <w:tc>
@@ -980,18 +922,32 @@
                 <w:szCs w:val="20"/>
                 <w:lang w:val="en-US"/>
               </w:rPr>
-              <w:t xml:space="preserve">What is the </w:t>
-            </w:r>
-            <w:proofErr w:type="gramStart"/>
-            <w:r>
-              <w:rPr>
-                <w:sz w:val="20"/>
-                <w:szCs w:val="20"/>
-                <w:lang w:val="en-US"/>
-              </w:rPr>
-              <w:t>final outcome</w:t>
-            </w:r>
-            <w:proofErr w:type="gramEnd"/>
+              <w:t>What is the</w:t>
+            </w:r>
+            <w:r>
+              <w:rPr>
+                <w:sz w:val="20"/>
+                <w:szCs w:val="20"/>
+                <w:lang w:val="en-US"/>
+              </w:rPr>
+              <w:t xml:space="preserve"> final</w:t>
+            </w:r>
+            <w:r>
+              <w:rPr>
+                <w:sz w:val="20"/>
+                <w:szCs w:val="20"/>
+                <w:lang w:val="en-US"/>
+              </w:rPr>
+              <w:t xml:space="preserve"> </w:t>
+            </w:r>
+            <w:r>
+              <w:rPr>
+                <w:sz w:val="20"/>
+                <w:szCs w:val="20"/>
+                <w:lang w:val="en-US"/>
+              </w:rPr>
+              <w:t>outcome</w:t>
+            </w:r>
             <w:r>
               <w:rPr>
                 <w:sz w:val="20"/>
@@ -1026,6 +982,14 @@
               </w:rPr>
               <w:t>What do you imagine us doing / completing</w:t>
             </w:r>
+            <w:r>
+              <w:rPr>
+                <w:sz w:val="20"/>
+                <w:szCs w:val="20"/>
+                <w:lang w:val="en-US"/>
+              </w:rPr>
+              <w:t>?</w:t>
+            </w:r>
           </w:p>
           <w:p>
             <w:pPr>
@@ -1052,6 +1016,14 @@
               </w:rPr>
               <w:t>What milestones would you like us to complete</w:t>
             </w:r>
+            <w:r>
+              <w:rPr>
+                <w:sz w:val="20"/>
+                <w:szCs w:val="20"/>
+                <w:lang w:val="en-US"/>
+              </w:rPr>
+              <w:t>?</w:t>
+            </w:r>
           </w:p>
           <w:p>
             <w:pPr>
@@ -1078,6 +1050,14 @@
               </w:rPr>
               <w:t>What metrics are you looking for to judge the work</w:t>
             </w:r>
+            <w:r>
+              <w:rPr>
+                <w:sz w:val="20"/>
+                <w:szCs w:val="20"/>
+                <w:lang w:val="en-US"/>
+              </w:rPr>
+              <w:t>?</w:t>
+            </w:r>
           </w:p>
           <w:p>
             <w:pPr>
@@ -1110,18 +1090,16 @@
                 <w:szCs w:val="20"/>
                 <w:lang w:val="en-US"/>
               </w:rPr>
-              <w:t xml:space="preserve"> us through what is </w:t>
-            </w:r>
-            <w:proofErr w:type="gramStart"/>
-            <w:r>
-              <w:rPr>
-                <w:sz w:val="20"/>
-                <w:szCs w:val="20"/>
-                <w:lang w:val="en-US"/>
-              </w:rPr>
-              <w:t>actually happening</w:t>
-            </w:r>
-            <w:proofErr w:type="gramEnd"/>
+              <w:t xml:space="preserve"> us through what is actually happening</w:t>
+            </w:r>
+            <w:r>
+              <w:rPr>
+                <w:sz w:val="20"/>
+                <w:szCs w:val="20"/>
+                <w:lang w:val="en-US"/>
+              </w:rPr>
+              <w:t>?</w:t>
+            </w:r>
           </w:p>
           <w:p>
             <w:pPr>
@@ -1294,34 +1272,14 @@
                 <w:lang w:val="en-US"/>
               </w:rPr>
             </w:pPr>
-            <w:proofErr w:type="spellStart"/>
-            <w:r>
-              <w:rPr>
-                <w:sz w:val="20"/>
-                <w:szCs w:val="20"/>
-                <w:lang w:val="en-US"/>
-              </w:rPr>
-              <w:t>Lithasa</w:t>
-            </w:r>
-            <w:proofErr w:type="spellEnd"/>
-            <w:r>
-              <w:rPr>
-                <w:sz w:val="20"/>
-                <w:szCs w:val="20"/>
-                <w:lang w:val="en-US"/>
-              </w:rPr>
-              <w:t xml:space="preserve">, Christo, </w:t>
-            </w:r>
-            <w:proofErr w:type="spellStart"/>
-            <w:r>
-              <w:rPr>
-                <w:sz w:val="20"/>
-                <w:szCs w:val="20"/>
-                <w:lang w:val="en-US"/>
-              </w:rPr>
-              <w:t>Dhava</w:t>
-            </w:r>
-            <w:proofErr w:type="spellEnd"/>
+            <w:r>
+              <w:rPr>
+                <w:sz w:val="20"/>
+                <w:szCs w:val="20"/>
+                <w:lang w:val="en-US"/>
+              </w:rPr>
+              <w:t>Lithasa, Christo, Dhava</w:t>
+            </w:r>
           </w:p>
         </w:tc>
       </w:tr>
@@ -1446,6 +1404,14 @@
                 <w:lang w:val="en-US"/>
               </w:rPr>
             </w:pPr>
+            <w:r>
+              <w:rPr>
+                <w:sz w:val="20"/>
+                <w:szCs w:val="20"/>
+                <w:lang w:val="en-US"/>
+              </w:rPr>
+              <w:t>Christo</w:t>
+            </w:r>
           </w:p>
         </w:tc>
       </w:tr>
@@ -1552,23 +1518,37 @@
               </w:rPr>
               <w:t xml:space="preserve">Run through </w:t>
             </w:r>
-            <w:proofErr w:type="gramStart"/>
-            <w:r>
-              <w:rPr>
-                <w:sz w:val="20"/>
-                <w:szCs w:val="20"/>
-                <w:lang w:val="en-US"/>
-              </w:rPr>
-              <w:t>To</w:t>
-            </w:r>
-            <w:proofErr w:type="gramEnd"/>
-            <w:r>
-              <w:rPr>
-                <w:sz w:val="20"/>
-                <w:szCs w:val="20"/>
-                <w:lang w:val="en-US"/>
-              </w:rPr>
-              <w:t xml:space="preserve"> dos on agenda.</w:t>
+            <w:r>
+              <w:rPr>
+                <w:sz w:val="20"/>
+                <w:szCs w:val="20"/>
+                <w:lang w:val="en-US"/>
+              </w:rPr>
+              <w:t>‘to</w:t>
+            </w:r>
+            <w:r>
+              <w:rPr>
+                <w:sz w:val="20"/>
+                <w:szCs w:val="20"/>
+                <w:lang w:val="en-US"/>
+              </w:rPr>
+              <w:t xml:space="preserve"> dos</w:t>
+            </w:r>
+            <w:r>
+              <w:rPr>
+                <w:sz w:val="20"/>
+                <w:szCs w:val="20"/>
+                <w:lang w:val="en-US"/>
+              </w:rPr>
+              <w:t>’</w:t>
+            </w:r>
+            <w:r>
+              <w:rPr>
+                <w:sz w:val="20"/>
+                <w:szCs w:val="20"/>
+                <w:lang w:val="en-US"/>
+              </w:rPr>
+              <w:t xml:space="preserve"> on agenda.</w:t>
             </w:r>
           </w:p>
         </w:tc>

--- a/Documentation/Week 2/Minutes_Group21_Wk2.docx
+++ b/Documentation/Week 2/Minutes_Group21_Wk2.docx
@@ -1705,6 +1705,22 @@
                 <w:lang w:val="en-US"/>
               </w:rPr>
             </w:pPr>
+            <w:r>
+              <w:rPr>
+                <w:sz w:val="20"/>
+                <w:szCs w:val="20"/>
+                <w:lang w:val="en-US"/>
+              </w:rPr>
+              <w:t>Next meeting decided next week same time</w:t>
+            </w:r>
+            <w:r>
+              <w:rPr>
+                <w:sz w:val="20"/>
+                <w:szCs w:val="20"/>
+                <w:lang w:val="en-US"/>
+              </w:rPr>
+              <w:t>, same place.</w:t>
+            </w:r>
           </w:p>
         </w:tc>
         <w:tc>

--- a/Documentation/Week 2/Minutes_Group21_Wk2.docx
+++ b/Documentation/Week 2/Minutes_Group21_Wk2.docx
@@ -136,14 +136,44 @@
         <w:rPr>
           <w:lang w:val="en-US"/>
         </w:rPr>
-        <w:t>Christo, Dylan, Murphy (Mengfei), Lithasa</w:t>
+        <w:t>Christo, Dylan, Murphy (</w:t>
       </w:r>
+      <w:proofErr w:type="spellStart"/>
       <w:r>
         <w:rPr>
           <w:lang w:val="en-US"/>
         </w:rPr>
-        <w:t>, Terry, Dhava</w:t>
+        <w:t>Mengfei</w:t>
       </w:r>
+      <w:proofErr w:type="spellEnd"/>
+      <w:r>
+        <w:rPr>
+          <w:lang w:val="en-US"/>
+        </w:rPr>
+        <w:t xml:space="preserve">), </w:t>
+      </w:r>
+      <w:proofErr w:type="spellStart"/>
+      <w:r>
+        <w:rPr>
+          <w:lang w:val="en-US"/>
+        </w:rPr>
+        <w:t>Lithasa</w:t>
+      </w:r>
+      <w:proofErr w:type="spellEnd"/>
+      <w:r>
+        <w:rPr>
+          <w:lang w:val="en-US"/>
+        </w:rPr>
+        <w:t xml:space="preserve">, Terry, </w:t>
+      </w:r>
+      <w:proofErr w:type="spellStart"/>
+      <w:r>
+        <w:rPr>
+          <w:lang w:val="en-US"/>
+        </w:rPr>
+        <w:t>Dhava</w:t>
+      </w:r>
+      <w:proofErr w:type="spellEnd"/>
     </w:p>
     <w:p>
       <w:pPr>
@@ -495,7 +525,25 @@
                 <w:szCs w:val="20"/>
                 <w:lang w:val="en-US"/>
               </w:rPr>
-              <w:t>Murphy (Mengfei) introduced himself and so did group</w:t>
+              <w:t>Murphy (</w:t>
+            </w:r>
+            <w:proofErr w:type="spellStart"/>
+            <w:r>
+              <w:rPr>
+                <w:sz w:val="20"/>
+                <w:szCs w:val="20"/>
+                <w:lang w:val="en-US"/>
+              </w:rPr>
+              <w:t>Mengfei</w:t>
+            </w:r>
+            <w:proofErr w:type="spellEnd"/>
+            <w:r>
+              <w:rPr>
+                <w:sz w:val="20"/>
+                <w:szCs w:val="20"/>
+                <w:lang w:val="en-US"/>
+              </w:rPr>
+              <w:t>) introduced himself and so did group</w:t>
             </w:r>
           </w:p>
         </w:tc>
@@ -767,8 +815,18 @@
                 <w:szCs w:val="20"/>
                 <w:lang w:val="en-US"/>
               </w:rPr>
-              <w:t>Go through booking and timesheet documetation</w:t>
-            </w:r>
+              <w:t xml:space="preserve">Go through booking and timesheet </w:t>
+            </w:r>
+            <w:proofErr w:type="spellStart"/>
+            <w:r>
+              <w:rPr>
+                <w:sz w:val="20"/>
+                <w:szCs w:val="20"/>
+                <w:lang w:val="en-US"/>
+              </w:rPr>
+              <w:t>documetation</w:t>
+            </w:r>
+            <w:proofErr w:type="spellEnd"/>
           </w:p>
         </w:tc>
         <w:tc>
@@ -922,32 +980,18 @@
                 <w:szCs w:val="20"/>
                 <w:lang w:val="en-US"/>
               </w:rPr>
-              <w:t>What is the</w:t>
-            </w:r>
-            <w:r>
-              <w:rPr>
-                <w:sz w:val="20"/>
-                <w:szCs w:val="20"/>
-                <w:lang w:val="en-US"/>
-              </w:rPr>
-              <w:t xml:space="preserve"> final</w:t>
-            </w:r>
-            <w:r>
-              <w:rPr>
-                <w:sz w:val="20"/>
-                <w:szCs w:val="20"/>
-                <w:lang w:val="en-US"/>
-              </w:rPr>
-              <w:t xml:space="preserve"> </w:t>
-            </w:r>
-            <w:r>
-              <w:rPr>
-                <w:sz w:val="20"/>
-                <w:szCs w:val="20"/>
-                <w:lang w:val="en-US"/>
-              </w:rPr>
-              <w:t>outcome</w:t>
-            </w:r>
+              <w:t xml:space="preserve">What is the </w:t>
+            </w:r>
+            <w:proofErr w:type="gramStart"/>
+            <w:r>
+              <w:rPr>
+                <w:sz w:val="20"/>
+                <w:szCs w:val="20"/>
+                <w:lang w:val="en-US"/>
+              </w:rPr>
+              <w:t>final outcome</w:t>
+            </w:r>
+            <w:proofErr w:type="gramEnd"/>
             <w:r>
               <w:rPr>
                 <w:sz w:val="20"/>
@@ -982,14 +1026,6 @@
               </w:rPr>
               <w:t>What do you imagine us doing / completing</w:t>
             </w:r>
-            <w:r>
-              <w:rPr>
-                <w:sz w:val="20"/>
-                <w:szCs w:val="20"/>
-                <w:lang w:val="en-US"/>
-              </w:rPr>
-              <w:t>?</w:t>
-            </w:r>
           </w:p>
           <w:p>
             <w:pPr>
@@ -1016,14 +1052,6 @@
               </w:rPr>
               <w:t>What milestones would you like us to complete</w:t>
             </w:r>
-            <w:r>
-              <w:rPr>
-                <w:sz w:val="20"/>
-                <w:szCs w:val="20"/>
-                <w:lang w:val="en-US"/>
-              </w:rPr>
-              <w:t>?</w:t>
-            </w:r>
           </w:p>
           <w:p>
             <w:pPr>
@@ -1050,14 +1078,6 @@
               </w:rPr>
               <w:t>What metrics are you looking for to judge the work</w:t>
             </w:r>
-            <w:r>
-              <w:rPr>
-                <w:sz w:val="20"/>
-                <w:szCs w:val="20"/>
-                <w:lang w:val="en-US"/>
-              </w:rPr>
-              <w:t>?</w:t>
-            </w:r>
           </w:p>
           <w:p>
             <w:pPr>
@@ -1090,16 +1110,18 @@
                 <w:szCs w:val="20"/>
                 <w:lang w:val="en-US"/>
               </w:rPr>
-              <w:t xml:space="preserve"> us through what is actually happening</w:t>
-            </w:r>
-            <w:r>
-              <w:rPr>
-                <w:sz w:val="20"/>
-                <w:szCs w:val="20"/>
-                <w:lang w:val="en-US"/>
-              </w:rPr>
-              <w:t>?</w:t>
-            </w:r>
+              <w:t xml:space="preserve"> us through what is </w:t>
+            </w:r>
+            <w:proofErr w:type="gramStart"/>
+            <w:r>
+              <w:rPr>
+                <w:sz w:val="20"/>
+                <w:szCs w:val="20"/>
+                <w:lang w:val="en-US"/>
+              </w:rPr>
+              <w:t>actually happening</w:t>
+            </w:r>
+            <w:proofErr w:type="gramEnd"/>
           </w:p>
           <w:p>
             <w:pPr>
@@ -1272,14 +1294,34 @@
                 <w:lang w:val="en-US"/>
               </w:rPr>
             </w:pPr>
-            <w:r>
-              <w:rPr>
-                <w:sz w:val="20"/>
-                <w:szCs w:val="20"/>
-                <w:lang w:val="en-US"/>
-              </w:rPr>
-              <w:t>Lithasa, Christo, Dhava</w:t>
-            </w:r>
+            <w:proofErr w:type="spellStart"/>
+            <w:r>
+              <w:rPr>
+                <w:sz w:val="20"/>
+                <w:szCs w:val="20"/>
+                <w:lang w:val="en-US"/>
+              </w:rPr>
+              <w:t>Lithasa</w:t>
+            </w:r>
+            <w:proofErr w:type="spellEnd"/>
+            <w:r>
+              <w:rPr>
+                <w:sz w:val="20"/>
+                <w:szCs w:val="20"/>
+                <w:lang w:val="en-US"/>
+              </w:rPr>
+              <w:t xml:space="preserve">, Christo, </w:t>
+            </w:r>
+            <w:proofErr w:type="spellStart"/>
+            <w:r>
+              <w:rPr>
+                <w:sz w:val="20"/>
+                <w:szCs w:val="20"/>
+                <w:lang w:val="en-US"/>
+              </w:rPr>
+              <w:t>Dhava</w:t>
+            </w:r>
+            <w:proofErr w:type="spellEnd"/>
           </w:p>
         </w:tc>
       </w:tr>
@@ -1404,14 +1446,6 @@
                 <w:lang w:val="en-US"/>
               </w:rPr>
             </w:pPr>
-            <w:r>
-              <w:rPr>
-                <w:sz w:val="20"/>
-                <w:szCs w:val="20"/>
-                <w:lang w:val="en-US"/>
-              </w:rPr>
-              <w:t>Christo</w:t>
-            </w:r>
           </w:p>
         </w:tc>
       </w:tr>
@@ -1518,37 +1552,23 @@
               </w:rPr>
               <w:t xml:space="preserve">Run through </w:t>
             </w:r>
-            <w:r>
-              <w:rPr>
-                <w:sz w:val="20"/>
-                <w:szCs w:val="20"/>
-                <w:lang w:val="en-US"/>
-              </w:rPr>
-              <w:t>‘to</w:t>
-            </w:r>
-            <w:r>
-              <w:rPr>
-                <w:sz w:val="20"/>
-                <w:szCs w:val="20"/>
-                <w:lang w:val="en-US"/>
-              </w:rPr>
-              <w:t xml:space="preserve"> dos</w:t>
-            </w:r>
-            <w:r>
-              <w:rPr>
-                <w:sz w:val="20"/>
-                <w:szCs w:val="20"/>
-                <w:lang w:val="en-US"/>
-              </w:rPr>
-              <w:t>’</w:t>
-            </w:r>
-            <w:r>
-              <w:rPr>
-                <w:sz w:val="20"/>
-                <w:szCs w:val="20"/>
-                <w:lang w:val="en-US"/>
-              </w:rPr>
-              <w:t xml:space="preserve"> on agenda.</w:t>
+            <w:proofErr w:type="gramStart"/>
+            <w:r>
+              <w:rPr>
+                <w:sz w:val="20"/>
+                <w:szCs w:val="20"/>
+                <w:lang w:val="en-US"/>
+              </w:rPr>
+              <w:t>To</w:t>
+            </w:r>
+            <w:proofErr w:type="gramEnd"/>
+            <w:r>
+              <w:rPr>
+                <w:sz w:val="20"/>
+                <w:szCs w:val="20"/>
+                <w:lang w:val="en-US"/>
+              </w:rPr>
+              <w:t xml:space="preserve"> dos on agenda.</w:t>
             </w:r>
           </w:p>
         </w:tc>
@@ -1705,22 +1725,6 @@
                 <w:lang w:val="en-US"/>
               </w:rPr>
             </w:pPr>
-            <w:r>
-              <w:rPr>
-                <w:sz w:val="20"/>
-                <w:szCs w:val="20"/>
-                <w:lang w:val="en-US"/>
-              </w:rPr>
-              <w:t>Next meeting decided next week same time</w:t>
-            </w:r>
-            <w:r>
-              <w:rPr>
-                <w:sz w:val="20"/>
-                <w:szCs w:val="20"/>
-                <w:lang w:val="en-US"/>
-              </w:rPr>
-              <w:t>, same place.</w:t>
-            </w:r>
           </w:p>
         </w:tc>
         <w:tc>
